--- a/Rahil_S385218/Week_5/WEEK-5.docx
+++ b/Rahil_S385218/Week_5/WEEK-5.docx
@@ -32,7 +32,13 @@
         <w:t>Certificate (by Atlassian)</w:t>
       </w:r>
       <w:r>
-        <w:t xml:space="preserve"> on LinkedIn learning. (1:30)</w:t>
+        <w:t xml:space="preserve"> on LinkedIn learning. (1:30</w:t>
+      </w:r>
+      <w:r>
+        <w:t xml:space="preserve"> Hours</w:t>
+      </w:r>
+      <w:r>
+        <w:t>)</w:t>
       </w:r>
     </w:p>
     <w:sectPr>
